--- a/episodes/The_Dark_Rise_Episode_30.docx
+++ b/episodes/The_Dark_Rise_Episode_30.docx
@@ -176,7 +176,7 @@
           <w:sz w:val="24"/>
           <w:szCs w:val="24"/>
         </w:rPr>
-        <w:t xml:space="preserve">The tree line came into view as the sky began to pale, the ak-pu saplings standing in their strange, deliberate ring exactly as Zara had once described them, and beyond the saplings, the older growth, dark even in the strengthening light, close and patient in a way no ordinary forest had ever felt to Amara.</w:t>
+        <w:t xml:space="preserve">The tree line came into view as the sky began to pale, the iroko saplings standing in their strange, deliberate ring exactly as Zara had once described them, and beyond the saplings, the older growth, dark even in the strengthening light, close and patient in a way no ordinary forest had ever felt to Amara.</w:t>
       </w:r>
     </w:p>
     <w:p>
@@ -259,7 +259,7 @@
           <w:sz w:val="24"/>
           <w:szCs w:val="24"/>
         </w:rPr>
-        <w:t xml:space="preserve">Beneath the ak-pu roots, the entity had felt the three of them coming since they first left the village behind, and had spent the whole of their approach weighing, with the same unhurried care it gave every decision that might cost it something, exactly how much of itself this particular morning was worth revealing.</w:t>
+        <w:t xml:space="preserve">Beneath the iroko roots, the entity had felt the three of them coming since they first left the village behind, and had spent the whole of their approach weighing, with the same unhurried care it gave every decision that might cost it something, exactly how much of itself this particular morning was worth revealing.</w:t>
       </w:r>
     </w:p>
     <w:p>
@@ -550,7 +550,7 @@
           <w:sz w:val="24"/>
           <w:szCs w:val="24"/>
         </w:rPr>
-        <w:t xml:space="preserve">It had not done so by accident. Amara understood that much with a certainty that settled cold and permanent beneath everything else she felt standing at that boundary. Whatever was growing beneath the ak-pu roots had just decided, for reasons only it fully understood, that the time for staying unseen by the wider world had finally come to an end.</w:t>
+        <w:t xml:space="preserve">It had not done so by accident. Amara understood that much with a certainty that settled cold and permanent beneath everything else she felt standing at that boundary. Whatever was growing beneath the iroko roots had just decided, for reasons only it fully understood, that the time for staying unseen by the wider world had finally come to an end.</w:t>
       </w:r>
     </w:p>
     <w:p>

--- a/episodes/The_Dark_Rise_Episode_30.docx
+++ b/episodes/The_Dark_Rise_Episode_30.docx
@@ -154,20 +154,7 @@
     </w:p>
     <w:p>
       <w:pPr>
-        <w:spacing w:after="0" w:line="360"/>
-      </w:pPr>
-      <w:r>
-        <w:rPr>
-          <w:rFonts w:ascii="Georgia" w:hAnsi="Georgia" w:cs="Georgia"/>
-          <w:sz w:val="24"/>
-          <w:szCs w:val="24"/>
-        </w:rPr>
-        <w:t xml:space="preserve"/>
-      </w:r>
-    </w:p>
-    <w:p>
-      <w:pPr>
-        <w:spacing w:after="60" w:line="360"/>
+        <w:spacing w:after="60" w:line="360" w:before="480"/>
         <w:ind w:firstLine="360"/>
       </w:pPr>
       <w:r>
@@ -237,20 +224,7 @@
     </w:p>
     <w:p>
       <w:pPr>
-        <w:spacing w:after="0" w:line="360"/>
-      </w:pPr>
-      <w:r>
-        <w:rPr>
-          <w:rFonts w:ascii="Georgia" w:hAnsi="Georgia" w:cs="Georgia"/>
-          <w:sz w:val="24"/>
-          <w:szCs w:val="24"/>
-        </w:rPr>
-        <w:t xml:space="preserve"/>
-      </w:r>
-    </w:p>
-    <w:p>
-      <w:pPr>
-        <w:spacing w:after="60" w:line="360"/>
+        <w:spacing w:after="60" w:line="360" w:before="480"/>
         <w:ind w:firstLine="360"/>
       </w:pPr>
       <w:r>
@@ -306,20 +280,7 @@
     </w:p>
     <w:p>
       <w:pPr>
-        <w:spacing w:after="0" w:line="360"/>
-      </w:pPr>
-      <w:r>
-        <w:rPr>
-          <w:rFonts w:ascii="Georgia" w:hAnsi="Georgia" w:cs="Georgia"/>
-          <w:sz w:val="24"/>
-          <w:szCs w:val="24"/>
-        </w:rPr>
-        <w:t xml:space="preserve"/>
-      </w:r>
-    </w:p>
-    <w:p>
-      <w:pPr>
-        <w:spacing w:after="60" w:line="360"/>
+        <w:spacing w:after="60" w:line="360" w:before="480"/>
         <w:ind w:firstLine="360"/>
       </w:pPr>
       <w:r>
@@ -333,15 +294,16 @@
     </w:p>
     <w:p>
       <w:pPr>
-        <w:spacing w:after="0" w:line="360"/>
-      </w:pPr>
-      <w:r>
-        <w:rPr>
-          <w:rFonts w:ascii="Georgia" w:hAnsi="Georgia" w:cs="Georgia"/>
-          <w:sz w:val="24"/>
-          <w:szCs w:val="24"/>
-        </w:rPr>
-        <w:t xml:space="preserve"/>
+        <w:spacing w:after="60" w:line="360" w:before="480"/>
+        <w:ind w:firstLine="360"/>
+      </w:pPr>
+      <w:r>
+        <w:rPr>
+          <w:rFonts w:ascii="Georgia" w:hAnsi="Georgia" w:cs="Georgia"/>
+          <w:sz w:val="24"/>
+          <w:szCs w:val="24"/>
+        </w:rPr>
+        <w:t xml:space="preserve">In Oso, the cold voice recorded the first sending.</w:t>
       </w:r>
     </w:p>
     <w:p>
@@ -357,25 +319,12 @@
           <w:bCs/>
           <w:caps/>
         </w:rPr>
-        <w:t xml:space="preserve">DIRECT UNMEDIATED CONTACT: AUTHORIZED, THREE SIMULTANEOUS RECIPIENTS. FIRST USE OF THIS CAPABILITY OUTSIDE THE VESSEL BOND.</w:t>
-      </w:r>
-    </w:p>
-    <w:p>
-      <w:pPr>
-        <w:spacing w:after="0" w:line="360"/>
-      </w:pPr>
-      <w:r>
-        <w:rPr>
-          <w:rFonts w:ascii="Georgia" w:hAnsi="Georgia" w:cs="Georgia"/>
-          <w:sz w:val="24"/>
-          <w:szCs w:val="24"/>
-        </w:rPr>
-        <w:t xml:space="preserve"/>
-      </w:r>
-    </w:p>
-    <w:p>
-      <w:pPr>
-        <w:spacing w:after="60" w:line="360"/>
+        <w:t xml:space="preserve">Direct unmediated contact: authorized, three simultaneous recipients. First use of this capability outside the vessel bond.</w:t>
+      </w:r>
+    </w:p>
+    <w:p>
+      <w:pPr>
+        <w:spacing w:after="60" w:line="360" w:before="480"/>
         <w:ind w:firstLine="360"/>
       </w:pPr>
       <w:r>
@@ -403,20 +352,7 @@
     </w:p>
     <w:p>
       <w:pPr>
-        <w:spacing w:after="0" w:line="360"/>
-      </w:pPr>
-      <w:r>
-        <w:rPr>
-          <w:rFonts w:ascii="Georgia" w:hAnsi="Georgia" w:cs="Georgia"/>
-          <w:sz w:val="24"/>
-          <w:szCs w:val="24"/>
-        </w:rPr>
-        <w:t xml:space="preserve"/>
-      </w:r>
-    </w:p>
-    <w:p>
-      <w:pPr>
-        <w:spacing w:after="60" w:line="360"/>
+        <w:spacing w:after="60" w:line="360" w:before="480"/>
         <w:ind w:firstLine="360"/>
       </w:pPr>
       <w:r>
@@ -472,20 +408,7 @@
     </w:p>
     <w:p>
       <w:pPr>
-        <w:spacing w:after="0" w:line="360"/>
-      </w:pPr>
-      <w:r>
-        <w:rPr>
-          <w:rFonts w:ascii="Georgia" w:hAnsi="Georgia" w:cs="Georgia"/>
-          <w:sz w:val="24"/>
-          <w:szCs w:val="24"/>
-        </w:rPr>
-        <w:t xml:space="preserve"/>
-      </w:r>
-    </w:p>
-    <w:p>
-      <w:pPr>
-        <w:spacing w:after="60" w:line="360"/>
+        <w:spacing w:after="60" w:line="360" w:before="480"/>
         <w:ind w:firstLine="360"/>
       </w:pPr>
       <w:r>
@@ -565,19 +488,6 @@
           <w:szCs w:val="24"/>
         </w:rPr>
         <w:t xml:space="preserve">She thought of her son, somewhere behind that tree line, growing into whatever shape three centuries of patience and a few short months of careful shaping had decided to make of him, and understood that whatever came next, for Idoro, for Udo, for a throne that had only just learned her village's name, would no longer be decided in secret, in the quiet, private margins where she had fought every one of her battles so far. The margins had just closed. Whatever came next would happen in the open, in front of a kingdom finally watching, whether any of them were ready for that or not.</w:t>
-      </w:r>
-    </w:p>
-    <w:p>
-      <w:pPr>
-        <w:spacing w:after="0" w:line="360"/>
-      </w:pPr>
-      <w:r>
-        <w:rPr>
-          <w:rFonts w:ascii="Georgia" w:hAnsi="Georgia" w:cs="Georgia"/>
-          <w:sz w:val="24"/>
-          <w:szCs w:val="24"/>
-        </w:rPr>
-        <w:t xml:space="preserve"/>
       </w:r>
     </w:p>
     <w:sectPr>
